--- a/docs/售后客服回复合规质检Agent.docx
+++ b/docs/售后客服回复合规质检Agent.docx
@@ -380,16 +380,7 @@
           <w:rFonts w:hint="eastAsia"/>
           <w:lang w:val="en-US" w:eastAsia="zh-CN"/>
         </w:rPr>
-        <w:t>待复核：看不出商品是否属于例外情形；看不出购买时是否确认过；商品是否完好无法判断；</w:t>
-      </w:r>
-      <w:bookmarkStart w:id="0" w:name="_GoBack"/>
-      <w:bookmarkEnd w:id="0"/>
-      <w:r>
-        <w:rPr>
-          <w:rFonts w:hint="eastAsia"/>
-          <w:lang w:val="en-US" w:eastAsia="zh-CN"/>
-        </w:rPr>
-        <w:t>疑似消费者滥用退货规则。</w:t>
+        <w:t>待复核：看不出商品是否属于例外情形；看不出购买时是否确认过；商品是否完好无法判断；疑似消费者滥用退货规则。</w:t>
       </w:r>
     </w:p>
     <w:p>
@@ -2458,7 +2449,16 @@
                 <w:rFonts w:hint="eastAsia"/>
                 <w:lang w:val="en-US" w:eastAsia="zh-CN"/>
               </w:rPr>
-              <w:t>2/10=20%</w:t>
+              <w:t>1/10=1</w:t>
+            </w:r>
+            <w:bookmarkStart w:id="0" w:name="_GoBack"/>
+            <w:bookmarkEnd w:id="0"/>
+            <w:r>
+              <w:rPr>
+                <w:rFonts w:hint="eastAsia"/>
+                <w:lang w:val="en-US" w:eastAsia="zh-CN"/>
+              </w:rPr>
+              <w:t>0%</w:t>
             </w:r>
           </w:p>
         </w:tc>
@@ -2574,21 +2574,6 @@
         </w:tc>
       </w:tr>
     </w:tbl>
-    <w:p>
-      <w:pPr>
-        <w:rPr>
-          <w:rFonts w:hint="default"/>
-          <w:lang w:val="en-US" w:eastAsia="zh-CN"/>
-        </w:rPr>
-      </w:pPr>
-      <w:r>
-        <w:rPr>
-          <w:rFonts w:hint="default"/>
-          <w:lang w:val="en-US" w:eastAsia="zh-CN"/>
-        </w:rPr>
-        <w:t>判错1题：R4-04，判为待复核，标准答案为违规。根因：退款不需要身份证正反面，但模型认为大额订单核实身份是否必要，对话里看不出，因此判待复核。该题标准答案由本人结合常识判定，存在一定争议。</w:t>
-      </w:r>
-    </w:p>
     <w:p>
       <w:pPr>
         <w:rPr>
@@ -3134,7 +3119,7 @@
                 <w:rFonts w:hint="eastAsia"/>
                 <w:lang w:val="en-US" w:eastAsia="zh-CN"/>
               </w:rPr>
-              <w:t>2/10=20%</w:t>
+              <w:t>1/10=10%</w:t>
             </w:r>
           </w:p>
         </w:tc>
@@ -3404,7 +3389,7 @@
     <w:p>
       <w:pPr>
         <w:rPr>
-          <w:rFonts w:hint="eastAsia"/>
+          <w:rFonts w:hint="default"/>
           <w:lang w:val="en-US" w:eastAsia="zh-CN"/>
         </w:rPr>
       </w:pPr>
@@ -3414,28 +3399,6 @@
           <w:lang w:val="en-US" w:eastAsia="zh-CN"/>
         </w:rPr>
         <w:t>部分待复核的判定标准存在歧义，与专业判断可能有出入。</w:t>
-      </w:r>
-    </w:p>
-    <w:p>
-      <w:pPr>
-        <w:rPr>
-          <w:rFonts w:hint="default"/>
-          <w:lang w:val="en-US" w:eastAsia="zh-CN"/>
-        </w:rPr>
-      </w:pPr>
-      <w:r>
-        <w:rPr>
-          <w:rFonts w:hint="default"/>
-          <w:lang w:val="en-US" w:eastAsia="zh-CN"/>
-        </w:rPr>
-        <w:t>R4-04存在争议；样本量小，结果不具统计意义</w:t>
-      </w:r>
-      <w:r>
-        <w:rPr>
-          <w:rFonts w:hint="eastAsia"/>
-          <w:lang w:val="en-US" w:eastAsia="zh-CN"/>
-        </w:rPr>
-        <w:t>。</w:t>
       </w:r>
     </w:p>
     <w:sectPr>

--- a/docs/售后客服回复合规质检Agent.docx
+++ b/docs/售后客服回复合规质检Agent.docx
@@ -2311,7 +2311,16 @@
                 <w:rFonts w:hint="eastAsia"/>
                 <w:lang w:val="en-US" w:eastAsia="zh-CN"/>
               </w:rPr>
-              <w:t>9/10=90%</w:t>
+              <w:t>10/10=10</w:t>
+            </w:r>
+            <w:bookmarkStart w:id="0" w:name="_GoBack"/>
+            <w:bookmarkEnd w:id="0"/>
+            <w:r>
+              <w:rPr>
+                <w:rFonts w:hint="eastAsia"/>
+                <w:lang w:val="en-US" w:eastAsia="zh-CN"/>
+              </w:rPr>
+              <w:t>0%</w:t>
             </w:r>
           </w:p>
         </w:tc>
@@ -2449,16 +2458,7 @@
                 <w:rFonts w:hint="eastAsia"/>
                 <w:lang w:val="en-US" w:eastAsia="zh-CN"/>
               </w:rPr>
-              <w:t>1/10=1</w:t>
-            </w:r>
-            <w:bookmarkStart w:id="0" w:name="_GoBack"/>
-            <w:bookmarkEnd w:id="0"/>
-            <w:r>
-              <w:rPr>
-                <w:rFonts w:hint="eastAsia"/>
-                <w:lang w:val="en-US" w:eastAsia="zh-CN"/>
-              </w:rPr>
-              <w:t>0%</w:t>
+              <w:t>1/10=10%</w:t>
             </w:r>
           </w:p>
         </w:tc>
@@ -2670,12 +2670,6 @@
             <w:insideH w:val="single" w:color="auto" w:sz="4" w:space="0"/>
             <w:insideV w:val="single" w:color="auto" w:sz="4" w:space="0"/>
           </w:tblBorders>
-          <w:tblCellMar>
-            <w:top w:w="0" w:type="dxa"/>
-            <w:left w:w="108" w:type="dxa"/>
-            <w:bottom w:w="0" w:type="dxa"/>
-            <w:right w:w="108" w:type="dxa"/>
-          </w:tblCellMar>
         </w:tblPrEx>
         <w:tc>
           <w:tcPr>
@@ -2849,7 +2843,91 @@
                 <w:rFonts w:hint="eastAsia"/>
                 <w:lang w:val="en-US" w:eastAsia="zh-CN"/>
               </w:rPr>
-              <w:t>9/10=90%</w:t>
+              <w:t>10/10=100%</w:t>
+            </w:r>
+          </w:p>
+        </w:tc>
+      </w:tr>
+      <w:tr>
+        <w:tblPrEx>
+          <w:tblBorders>
+            <w:top w:val="single" w:color="auto" w:sz="4" w:space="0"/>
+            <w:left w:val="single" w:color="auto" w:sz="4" w:space="0"/>
+            <w:bottom w:val="single" w:color="auto" w:sz="4" w:space="0"/>
+            <w:right w:val="single" w:color="auto" w:sz="4" w:space="0"/>
+            <w:insideH w:val="single" w:color="auto" w:sz="4" w:space="0"/>
+            <w:insideV w:val="single" w:color="auto" w:sz="4" w:space="0"/>
+          </w:tblBorders>
+        </w:tblPrEx>
+        <w:tc>
+          <w:tcPr>
+            <w:tcW w:w="2130" w:type="dxa"/>
+          </w:tcPr>
+          <w:p>
+            <w:r>
+              <w:rPr>
+                <w:rFonts w:hint="eastAsia"/>
+                <w:lang w:val="en-US" w:eastAsia="zh-CN"/>
+              </w:rPr>
+              <w:t>违规召回率</w:t>
+            </w:r>
+          </w:p>
+        </w:tc>
+        <w:tc>
+          <w:tcPr>
+            <w:tcW w:w="2130" w:type="dxa"/>
+          </w:tcPr>
+          <w:p>
+            <w:r>
+              <w:rPr>
+                <w:rFonts w:hint="eastAsia"/>
+                <w:lang w:val="en-US" w:eastAsia="zh-CN"/>
+              </w:rPr>
+              <w:t>15/15=100%</w:t>
+            </w:r>
+          </w:p>
+        </w:tc>
+        <w:tc>
+          <w:tcPr>
+            <w:tcW w:w="2130" w:type="dxa"/>
+            <w:vAlign w:val="top"/>
+          </w:tcPr>
+          <w:p>
+            <w:pPr>
+              <w:rPr>
+                <w:rFonts w:hint="eastAsia"/>
+                <w:lang w:val="en-US" w:eastAsia="zh-CN"/>
+              </w:rPr>
+            </w:pPr>
+            <w:r>
+              <w:rPr>
+                <w:rFonts w:hint="eastAsia"/>
+                <w:vertAlign w:val="baseline"/>
+                <w:lang w:val="en-US" w:eastAsia="zh-CN"/>
+              </w:rPr>
+              <w:t>15/15=100%</w:t>
+            </w:r>
+          </w:p>
+        </w:tc>
+        <w:tc>
+          <w:tcPr>
+            <w:tcW w:w="2130" w:type="dxa"/>
+            <w:vAlign w:val="top"/>
+          </w:tcPr>
+          <w:p>
+            <w:pPr>
+              <w:rPr>
+                <w:rFonts w:hint="eastAsia"/>
+                <w:vertAlign w:val="baseline"/>
+                <w:lang w:val="en-US" w:eastAsia="zh-CN"/>
+              </w:rPr>
+            </w:pPr>
+            <w:r>
+              <w:rPr>
+                <w:rFonts w:hint="eastAsia"/>
+                <w:lang w:val="en-US" w:eastAsia="zh-CN"/>
+              </w:rPr>
+              <w:t>5/5=100%</w:t>
             </w:r>
           </w:p>
         </w:tc>
@@ -2881,7 +2959,7 @@
                 <w:rFonts w:hint="eastAsia"/>
                 <w:lang w:val="en-US" w:eastAsia="zh-CN"/>
               </w:rPr>
-              <w:t>违规召回率</w:t>
+              <w:t>误判率</w:t>
             </w:r>
           </w:p>
         </w:tc>
@@ -2895,7 +2973,7 @@
                 <w:rFonts w:hint="eastAsia"/>
                 <w:lang w:val="en-US" w:eastAsia="zh-CN"/>
               </w:rPr>
-              <w:t>15/15=100%</w:t>
+              <w:t>0/9=0%</w:t>
             </w:r>
           </w:p>
         </w:tc>
@@ -2917,7 +2995,7 @@
                 <w:vertAlign w:val="baseline"/>
                 <w:lang w:val="en-US" w:eastAsia="zh-CN"/>
               </w:rPr>
-              <w:t>15/15=100%</w:t>
+              <w:t>0/9=0%</w:t>
             </w:r>
           </w:p>
         </w:tc>
@@ -2939,111 +3017,13 @@
                 <w:rFonts w:hint="eastAsia"/>
                 <w:lang w:val="en-US" w:eastAsia="zh-CN"/>
               </w:rPr>
-              <w:t>5/5=100%</w:t>
+              <w:t>0/4=0%</w:t>
             </w:r>
           </w:p>
         </w:tc>
       </w:tr>
       <w:tr>
         <w:tblPrEx>
-          <w:tblBorders>
-            <w:top w:val="single" w:color="auto" w:sz="4" w:space="0"/>
-            <w:left w:val="single" w:color="auto" w:sz="4" w:space="0"/>
-            <w:bottom w:val="single" w:color="auto" w:sz="4" w:space="0"/>
-            <w:right w:val="single" w:color="auto" w:sz="4" w:space="0"/>
-            <w:insideH w:val="single" w:color="auto" w:sz="4" w:space="0"/>
-            <w:insideV w:val="single" w:color="auto" w:sz="4" w:space="0"/>
-          </w:tblBorders>
-          <w:tblCellMar>
-            <w:top w:w="0" w:type="dxa"/>
-            <w:left w:w="108" w:type="dxa"/>
-            <w:bottom w:w="0" w:type="dxa"/>
-            <w:right w:w="108" w:type="dxa"/>
-          </w:tblCellMar>
-        </w:tblPrEx>
-        <w:tc>
-          <w:tcPr>
-            <w:tcW w:w="2130" w:type="dxa"/>
-          </w:tcPr>
-          <w:p>
-            <w:r>
-              <w:rPr>
-                <w:rFonts w:hint="eastAsia"/>
-                <w:lang w:val="en-US" w:eastAsia="zh-CN"/>
-              </w:rPr>
-              <w:t>误判率</w:t>
-            </w:r>
-          </w:p>
-        </w:tc>
-        <w:tc>
-          <w:tcPr>
-            <w:tcW w:w="2130" w:type="dxa"/>
-          </w:tcPr>
-          <w:p>
-            <w:r>
-              <w:rPr>
-                <w:rFonts w:hint="eastAsia"/>
-                <w:lang w:val="en-US" w:eastAsia="zh-CN"/>
-              </w:rPr>
-              <w:t>0/9=0%</w:t>
-            </w:r>
-          </w:p>
-        </w:tc>
-        <w:tc>
-          <w:tcPr>
-            <w:tcW w:w="2130" w:type="dxa"/>
-            <w:vAlign w:val="top"/>
-          </w:tcPr>
-          <w:p>
-            <w:pPr>
-              <w:rPr>
-                <w:rFonts w:hint="eastAsia"/>
-                <w:lang w:val="en-US" w:eastAsia="zh-CN"/>
-              </w:rPr>
-            </w:pPr>
-            <w:r>
-              <w:rPr>
-                <w:rFonts w:hint="eastAsia"/>
-                <w:vertAlign w:val="baseline"/>
-                <w:lang w:val="en-US" w:eastAsia="zh-CN"/>
-              </w:rPr>
-              <w:t>0/9=0%</w:t>
-            </w:r>
-          </w:p>
-        </w:tc>
-        <w:tc>
-          <w:tcPr>
-            <w:tcW w:w="2130" w:type="dxa"/>
-            <w:vAlign w:val="top"/>
-          </w:tcPr>
-          <w:p>
-            <w:pPr>
-              <w:rPr>
-                <w:rFonts w:hint="eastAsia"/>
-                <w:vertAlign w:val="baseline"/>
-                <w:lang w:val="en-US" w:eastAsia="zh-CN"/>
-              </w:rPr>
-            </w:pPr>
-            <w:r>
-              <w:rPr>
-                <w:rFonts w:hint="eastAsia"/>
-                <w:lang w:val="en-US" w:eastAsia="zh-CN"/>
-              </w:rPr>
-              <w:t>0/4=0%</w:t>
-            </w:r>
-          </w:p>
-        </w:tc>
-      </w:tr>
-      <w:tr>
-        <w:tblPrEx>
-          <w:tblBorders>
-            <w:top w:val="single" w:color="auto" w:sz="4" w:space="0"/>
-            <w:left w:val="single" w:color="auto" w:sz="4" w:space="0"/>
-            <w:bottom w:val="single" w:color="auto" w:sz="4" w:space="0"/>
-            <w:right w:val="single" w:color="auto" w:sz="4" w:space="0"/>
-            <w:insideH w:val="single" w:color="auto" w:sz="4" w:space="0"/>
-            <w:insideV w:val="single" w:color="auto" w:sz="4" w:space="0"/>
-          </w:tblBorders>
           <w:tblCellMar>
             <w:top w:w="0" w:type="dxa"/>
             <w:left w:w="108" w:type="dxa"/>

--- a/docs/售后客服回复合规质检Agent.docx
+++ b/docs/售后客服回复合规质检Agent.docx
@@ -922,64 +922,22 @@
           <w:rFonts w:hint="eastAsia"/>
           <w:lang w:val="en-US" w:eastAsia="zh-CN"/>
         </w:rPr>
-        <w:t>• 待复核7段：R1 至 R3各两段，R4一段。</w:t>
-      </w:r>
-    </w:p>
-    <w:p>
-      <w:pPr>
-        <w:rPr>
-          <w:rFonts w:hint="eastAsia"/>
-          <w:lang w:val="en-US" w:eastAsia="zh-CN"/>
-        </w:rPr>
-      </w:pPr>
-      <w:r>
-        <w:rPr>
-          <w:rFonts w:hint="eastAsia"/>
-          <w:lang w:val="en-US" w:eastAsia="zh-CN"/>
-        </w:rPr>
-        <w:t>• 合规13段：其中约一半为"表面像违规、实际合规"的难题（如：正确拒绝购买时已确认不退的商品</w:t>
-      </w:r>
-      <w:r>
-        <w:rPr>
-          <w:rFonts w:hint="eastAsia"/>
-          <w:lang w:val="en-US" w:eastAsia="zh-CN"/>
-        </w:rPr>
-        <w:br w:type="textWrapping"/>
-      </w:r>
-      <w:r>
-        <w:rPr>
-          <w:rFonts w:hint="eastAsia"/>
-          <w:lang w:val="en-US" w:eastAsia="zh-CN"/>
-        </w:rPr>
-        <w:t>为发货询问手机号</w:t>
-      </w:r>
-      <w:r>
-        <w:rPr>
-          <w:rFonts w:hint="eastAsia"/>
-          <w:lang w:val="en-US" w:eastAsia="zh-CN"/>
-        </w:rPr>
-        <w:br w:type="textWrapping"/>
-      </w:r>
-      <w:r>
-        <w:rPr>
-          <w:rFonts w:hint="eastAsia"/>
-          <w:lang w:val="en-US" w:eastAsia="zh-CN"/>
-        </w:rPr>
-        <w:t>语气生硬但无侮辱</w:t>
-      </w:r>
-      <w:r>
-        <w:rPr>
-          <w:rFonts w:hint="eastAsia"/>
-          <w:lang w:val="en-US" w:eastAsia="zh-CN"/>
-        </w:rPr>
-        <w:br w:type="textWrapping"/>
-      </w:r>
-      <w:r>
-        <w:rPr>
-          <w:rFonts w:hint="eastAsia"/>
-          <w:lang w:val="en-US" w:eastAsia="zh-CN"/>
-        </w:rPr>
-        <w:t>给出非绝对化的时间说明）</w:t>
+        <w:t>• 待复核6段：R1 至 R3各两段。</w:t>
+      </w:r>
+    </w:p>
+    <w:p>
+      <w:pPr>
+        <w:rPr>
+          <w:rFonts w:hint="eastAsia"/>
+          <w:lang w:val="en-US" w:eastAsia="zh-CN"/>
+        </w:rPr>
+      </w:pPr>
+      <w:r>
+        <w:rPr>
+          <w:rFonts w:hint="eastAsia"/>
+          <w:lang w:val="en-US" w:eastAsia="zh-CN"/>
+        </w:rPr>
+        <w:t>• 合规14段：其中约一半为"表面像违规、实际合规"的难题（如：正确拒绝购买时已确认不退的商品、为发货询问手机号、语气生硬但无侮辱、给出非绝对化的时间说明）</w:t>
       </w:r>
     </w:p>
     <w:p>
@@ -1101,7 +1059,16 @@
           <w:rFonts w:hint="eastAsia"/>
           <w:lang w:val="en-US" w:eastAsia="zh-CN"/>
         </w:rPr>
-        <w:t>说明：违规对话若被判为"待复核"，不计入召回，单独记录。</w:t>
+        <w:t>说明：违规对话若被判为“待复核”</w:t>
+      </w:r>
+      <w:bookmarkStart w:id="0" w:name="_GoBack"/>
+      <w:bookmarkEnd w:id="0"/>
+      <w:r>
+        <w:rPr>
+          <w:rFonts w:hint="eastAsia"/>
+          <w:lang w:val="en-US" w:eastAsia="zh-CN"/>
+        </w:rPr>
+        <w:t>，不计入召回，单独记录。</w:t>
       </w:r>
     </w:p>
     <w:p>
@@ -1204,8 +1171,8 @@
         </w:tblCellMar>
       </w:tblPr>
       <w:tblGrid>
-        <w:gridCol w:w="4261"/>
-        <w:gridCol w:w="4261"/>
+        <w:gridCol w:w="1842"/>
+        <w:gridCol w:w="1638"/>
       </w:tblGrid>
       <w:tr>
         <w:tblPrEx>
@@ -1226,7 +1193,7 @@
         </w:tblPrEx>
         <w:tc>
           <w:tcPr>
-            <w:tcW w:w="4261" w:type="dxa"/>
+            <w:tcW w:w="1842" w:type="dxa"/>
           </w:tcPr>
           <w:p>
             <w:r>
@@ -1240,7 +1207,7 @@
         </w:tc>
         <w:tc>
           <w:tcPr>
-            <w:tcW w:w="4261" w:type="dxa"/>
+            <w:tcW w:w="1638" w:type="dxa"/>
           </w:tcPr>
           <w:p>
             <w:r>
@@ -1272,7 +1239,7 @@
         </w:tblPrEx>
         <w:tc>
           <w:tcPr>
-            <w:tcW w:w="4261" w:type="dxa"/>
+            <w:tcW w:w="1842" w:type="dxa"/>
           </w:tcPr>
           <w:p>
             <w:pPr>
@@ -1292,7 +1259,7 @@
         </w:tc>
         <w:tc>
           <w:tcPr>
-            <w:tcW w:w="4261" w:type="dxa"/>
+            <w:tcW w:w="1638" w:type="dxa"/>
           </w:tcPr>
           <w:p>
             <w:pPr>
@@ -1306,7 +1273,7 @@
                 <w:rFonts w:hint="eastAsia"/>
                 <w:lang w:val="en-US" w:eastAsia="zh-CN"/>
               </w:rPr>
-              <w:t>29/30=96.7%</w:t>
+              <w:t>30/30=100%</w:t>
             </w:r>
           </w:p>
         </w:tc>
@@ -1330,7 +1297,7 @@
         </w:tblPrEx>
         <w:tc>
           <w:tcPr>
-            <w:tcW w:w="4261" w:type="dxa"/>
+            <w:tcW w:w="1842" w:type="dxa"/>
           </w:tcPr>
           <w:p>
             <w:r>
@@ -1344,7 +1311,7 @@
         </w:tc>
         <w:tc>
           <w:tcPr>
-            <w:tcW w:w="4261" w:type="dxa"/>
+            <w:tcW w:w="1638" w:type="dxa"/>
           </w:tcPr>
           <w:p>
             <w:r>
@@ -1376,7 +1343,7 @@
         </w:tblPrEx>
         <w:tc>
           <w:tcPr>
-            <w:tcW w:w="4261" w:type="dxa"/>
+            <w:tcW w:w="1842" w:type="dxa"/>
           </w:tcPr>
           <w:p>
             <w:r>
@@ -1390,15 +1357,15 @@
         </w:tc>
         <w:tc>
           <w:tcPr>
-            <w:tcW w:w="4261" w:type="dxa"/>
-          </w:tcPr>
-          <w:p>
-            <w:r>
-              <w:rPr>
-                <w:rFonts w:hint="eastAsia"/>
-                <w:lang w:val="en-US" w:eastAsia="zh-CN"/>
-              </w:rPr>
-              <w:t>0/9=0%</w:t>
+            <w:tcW w:w="1638" w:type="dxa"/>
+          </w:tcPr>
+          <w:p>
+            <w:r>
+              <w:rPr>
+                <w:rFonts w:hint="eastAsia"/>
+                <w:lang w:val="en-US" w:eastAsia="zh-CN"/>
+              </w:rPr>
+              <w:t>0/10=0%</w:t>
             </w:r>
           </w:p>
         </w:tc>
@@ -1422,7 +1389,7 @@
         </w:tblPrEx>
         <w:tc>
           <w:tcPr>
-            <w:tcW w:w="4261" w:type="dxa"/>
+            <w:tcW w:w="1842" w:type="dxa"/>
           </w:tcPr>
           <w:p>
             <w:r>
@@ -1436,15 +1403,15 @@
         </w:tc>
         <w:tc>
           <w:tcPr>
-            <w:tcW w:w="4261" w:type="dxa"/>
-          </w:tcPr>
-          <w:p>
-            <w:r>
-              <w:rPr>
-                <w:rFonts w:hint="eastAsia"/>
-                <w:lang w:val="en-US" w:eastAsia="zh-CN"/>
-              </w:rPr>
-              <w:t>7/30=23.3%</w:t>
+            <w:tcW w:w="1638" w:type="dxa"/>
+          </w:tcPr>
+          <w:p>
+            <w:r>
+              <w:rPr>
+                <w:rFonts w:hint="eastAsia"/>
+                <w:lang w:val="en-US" w:eastAsia="zh-CN"/>
+              </w:rPr>
+              <w:t>5/30=17%</w:t>
             </w:r>
           </w:p>
         </w:tc>
@@ -1468,7 +1435,7 @@
         </w:tblPrEx>
         <w:tc>
           <w:tcPr>
-            <w:tcW w:w="4261" w:type="dxa"/>
+            <w:tcW w:w="1842" w:type="dxa"/>
           </w:tcPr>
           <w:p>
             <w:r>
@@ -1482,7 +1449,7 @@
         </w:tc>
         <w:tc>
           <w:tcPr>
-            <w:tcW w:w="4261" w:type="dxa"/>
+            <w:tcW w:w="1638" w:type="dxa"/>
           </w:tcPr>
           <w:p>
             <w:r>
@@ -1514,29 +1481,35 @@
         </w:tblPrEx>
         <w:tc>
           <w:tcPr>
-            <w:tcW w:w="4261" w:type="dxa"/>
-          </w:tcPr>
-          <w:p>
-            <w:r>
-              <w:rPr>
-                <w:rFonts w:hint="eastAsia"/>
-                <w:lang w:val="en-US" w:eastAsia="zh-CN"/>
-              </w:rPr>
-              <w:t>有出处率</w:t>
-            </w:r>
-          </w:p>
-        </w:tc>
-        <w:tc>
-          <w:tcPr>
-            <w:tcW w:w="4261" w:type="dxa"/>
-          </w:tcPr>
-          <w:p>
-            <w:r>
-              <w:rPr>
-                <w:rFonts w:hint="eastAsia"/>
-                <w:lang w:val="en-US" w:eastAsia="zh-CN"/>
-              </w:rPr>
-              <w:t>7/30=23%</w:t>
+            <w:tcW w:w="1842" w:type="dxa"/>
+          </w:tcPr>
+          <w:p>
+            <w:pPr>
+              <w:rPr>
+                <w:rFonts w:hint="default" w:eastAsia="宋体"/>
+                <w:lang w:val="en-US" w:eastAsia="zh-CN"/>
+              </w:rPr>
+            </w:pPr>
+            <w:r>
+              <w:rPr>
+                <w:rFonts w:hint="eastAsia"/>
+                <w:lang w:val="en-US" w:eastAsia="zh-CN"/>
+              </w:rPr>
+              <w:t>法律法规引用率</w:t>
+            </w:r>
+          </w:p>
+        </w:tc>
+        <w:tc>
+          <w:tcPr>
+            <w:tcW w:w="1638" w:type="dxa"/>
+          </w:tcPr>
+          <w:p>
+            <w:r>
+              <w:rPr>
+                <w:rFonts w:hint="eastAsia"/>
+                <w:lang w:val="en-US" w:eastAsia="zh-CN"/>
+              </w:rPr>
+              <w:t>6/20=30%</w:t>
             </w:r>
           </w:p>
         </w:tc>
@@ -1554,7 +1527,7 @@
           <w:rFonts w:hint="eastAsia"/>
           <w:lang w:val="en-US" w:eastAsia="zh-CN"/>
         </w:rPr>
-        <w:t>说明：本轮共30段，含违规15段、待复核6段、合规9段。待R4-01判为合规，与标准答案（待复核）不一致，该题本身存在争议（见局限）。</w:t>
+        <w:t>说明：本轮共30段，含违规15段、待复核5段、合规10段。</w:t>
       </w:r>
     </w:p>
     <w:p>
@@ -1585,22 +1558,7 @@
           <w:rFonts w:hint="eastAsia"/>
           <w:lang w:val="en-US" w:eastAsia="zh-CN"/>
         </w:rPr>
-        <w:t>判错1题：待R4-01，判为合规，标准答案为待复核。根因：待复核的触发条件不够明确，该题本身存在争议（顾客表述模糊，判合规亦言之有理）。</w:t>
-      </w:r>
-    </w:p>
-    <w:p>
-      <w:pPr>
-        <w:rPr>
-          <w:rFonts w:hint="eastAsia"/>
-          <w:lang w:val="en-US" w:eastAsia="zh-CN"/>
-        </w:rPr>
-      </w:pPr>
-      <w:r>
-        <w:rPr>
-          <w:rFonts w:hint="eastAsia"/>
-          <w:lang w:val="en-US" w:eastAsia="zh-CN"/>
-        </w:rPr>
-        <w:t>有出处率低（23%）根因：R2、R3非退款场景、R4、R5类均未触发知识库检索，模型靠规则表判断后写“资料中没有”。模型在无检索结果时守住了“不编造条文”的原则。</w:t>
+        <w:t>法律法规引用率低（30%）根因：R2、R3非退款场景、R4、R5类均未触发知识库检索，模型靠规则表判断后写“资料中没有”。模型在无检索结果时守住了“不编造条文”的原则。</w:t>
       </w:r>
     </w:p>
     <w:p>
@@ -1673,7 +1631,7 @@
       </w:tblPr>
       <w:tblGrid>
         <w:gridCol w:w="2130"/>
-        <w:gridCol w:w="2131"/>
+        <w:gridCol w:w="1625"/>
       </w:tblGrid>
       <w:tr>
         <w:tblPrEx>
@@ -1716,7 +1674,7 @@
         </w:tc>
         <w:tc>
           <w:tcPr>
-            <w:tcW w:w="2131" w:type="dxa"/>
+            <w:tcW w:w="1625" w:type="dxa"/>
           </w:tcPr>
           <w:p>
             <w:pPr>
@@ -1778,7 +1736,7 @@
         </w:tc>
         <w:tc>
           <w:tcPr>
-            <w:tcW w:w="2131" w:type="dxa"/>
+            <w:tcW w:w="1625" w:type="dxa"/>
           </w:tcPr>
           <w:p>
             <w:pPr>
@@ -1794,7 +1752,7 @@
                 <w:vertAlign w:val="baseline"/>
                 <w:lang w:val="en-US" w:eastAsia="zh-CN"/>
               </w:rPr>
-              <w:t>29/30=96.7%</w:t>
+              <w:t>30/30=100%</w:t>
             </w:r>
           </w:p>
         </w:tc>
@@ -1840,7 +1798,7 @@
         </w:tc>
         <w:tc>
           <w:tcPr>
-            <w:tcW w:w="2131" w:type="dxa"/>
+            <w:tcW w:w="1625" w:type="dxa"/>
           </w:tcPr>
           <w:p>
             <w:pPr>
@@ -1902,7 +1860,7 @@
         </w:tc>
         <w:tc>
           <w:tcPr>
-            <w:tcW w:w="2131" w:type="dxa"/>
+            <w:tcW w:w="1625" w:type="dxa"/>
           </w:tcPr>
           <w:p>
             <w:pPr>
@@ -1918,7 +1876,7 @@
                 <w:vertAlign w:val="baseline"/>
                 <w:lang w:val="en-US" w:eastAsia="zh-CN"/>
               </w:rPr>
-              <w:t>0/9=0%</w:t>
+              <w:t>0/10=0%</w:t>
             </w:r>
           </w:p>
         </w:tc>
@@ -1964,7 +1922,7 @@
         </w:tc>
         <w:tc>
           <w:tcPr>
-            <w:tcW w:w="2131" w:type="dxa"/>
+            <w:tcW w:w="1625" w:type="dxa"/>
           </w:tcPr>
           <w:p>
             <w:pPr>
@@ -1980,7 +1938,7 @@
                 <w:vertAlign w:val="baseline"/>
                 <w:lang w:val="en-US" w:eastAsia="zh-CN"/>
               </w:rPr>
-              <w:t>7/30=23.3%</w:t>
+              <w:t>5/30=17%</w:t>
             </w:r>
           </w:p>
         </w:tc>
@@ -2026,7 +1984,7 @@
         </w:tc>
         <w:tc>
           <w:tcPr>
-            <w:tcW w:w="2131" w:type="dxa"/>
+            <w:tcW w:w="1625" w:type="dxa"/>
           </w:tcPr>
           <w:p>
             <w:pPr>
@@ -2082,13 +2040,13 @@
                 <w:vertAlign w:val="baseline"/>
                 <w:lang w:val="en-US" w:eastAsia="zh-CN"/>
               </w:rPr>
-              <w:t>有出处率</w:t>
-            </w:r>
-          </w:p>
-        </w:tc>
-        <w:tc>
-          <w:tcPr>
-            <w:tcW w:w="2131" w:type="dxa"/>
+              <w:t>法律法规引用率</w:t>
+            </w:r>
+          </w:p>
+        </w:tc>
+        <w:tc>
+          <w:tcPr>
+            <w:tcW w:w="1625" w:type="dxa"/>
           </w:tcPr>
           <w:p>
             <w:pPr>
@@ -2104,7 +2062,7 @@
                 <w:vertAlign w:val="baseline"/>
                 <w:lang w:val="en-US" w:eastAsia="zh-CN"/>
               </w:rPr>
-              <w:t>25/30=83%</w:t>
+              <w:t>20/20=100%</w:t>
             </w:r>
           </w:p>
         </w:tc>
@@ -2209,8 +2167,8 @@
         </w:tblCellMar>
       </w:tblPr>
       <w:tblGrid>
-        <w:gridCol w:w="4261"/>
-        <w:gridCol w:w="4261"/>
+        <w:gridCol w:w="2042"/>
+        <w:gridCol w:w="1650"/>
       </w:tblGrid>
       <w:tr>
         <w:tblPrEx>
@@ -2231,7 +2189,7 @@
         </w:tblPrEx>
         <w:tc>
           <w:tcPr>
-            <w:tcW w:w="4261" w:type="dxa"/>
+            <w:tcW w:w="2042" w:type="dxa"/>
           </w:tcPr>
           <w:p>
             <w:r>
@@ -2245,7 +2203,7 @@
         </w:tc>
         <w:tc>
           <w:tcPr>
-            <w:tcW w:w="4261" w:type="dxa"/>
+            <w:tcW w:w="1650" w:type="dxa"/>
           </w:tcPr>
           <w:p>
             <w:r>
@@ -2277,7 +2235,7 @@
         </w:tblPrEx>
         <w:tc>
           <w:tcPr>
-            <w:tcW w:w="4261" w:type="dxa"/>
+            <w:tcW w:w="2042" w:type="dxa"/>
           </w:tcPr>
           <w:p>
             <w:pPr>
@@ -2297,7 +2255,7 @@
         </w:tc>
         <w:tc>
           <w:tcPr>
-            <w:tcW w:w="4261" w:type="dxa"/>
+            <w:tcW w:w="1650" w:type="dxa"/>
           </w:tcPr>
           <w:p>
             <w:pPr>
@@ -2311,16 +2269,7 @@
                 <w:rFonts w:hint="eastAsia"/>
                 <w:lang w:val="en-US" w:eastAsia="zh-CN"/>
               </w:rPr>
-              <w:t>10/10=10</w:t>
-            </w:r>
-            <w:bookmarkStart w:id="0" w:name="_GoBack"/>
-            <w:bookmarkEnd w:id="0"/>
-            <w:r>
-              <w:rPr>
-                <w:rFonts w:hint="eastAsia"/>
-                <w:lang w:val="en-US" w:eastAsia="zh-CN"/>
-              </w:rPr>
-              <w:t>0%</w:t>
+              <w:t>10/10=100%</w:t>
             </w:r>
           </w:p>
         </w:tc>
@@ -2344,7 +2293,7 @@
         </w:tblPrEx>
         <w:tc>
           <w:tcPr>
-            <w:tcW w:w="4261" w:type="dxa"/>
+            <w:tcW w:w="2042" w:type="dxa"/>
           </w:tcPr>
           <w:p>
             <w:r>
@@ -2358,7 +2307,7 @@
         </w:tc>
         <w:tc>
           <w:tcPr>
-            <w:tcW w:w="4261" w:type="dxa"/>
+            <w:tcW w:w="1650" w:type="dxa"/>
           </w:tcPr>
           <w:p>
             <w:r>
@@ -2390,7 +2339,7 @@
         </w:tblPrEx>
         <w:tc>
           <w:tcPr>
-            <w:tcW w:w="4261" w:type="dxa"/>
+            <w:tcW w:w="2042" w:type="dxa"/>
           </w:tcPr>
           <w:p>
             <w:r>
@@ -2404,7 +2353,7 @@
         </w:tc>
         <w:tc>
           <w:tcPr>
-            <w:tcW w:w="4261" w:type="dxa"/>
+            <w:tcW w:w="1650" w:type="dxa"/>
           </w:tcPr>
           <w:p>
             <w:r>
@@ -2436,7 +2385,7 @@
         </w:tblPrEx>
         <w:tc>
           <w:tcPr>
-            <w:tcW w:w="4261" w:type="dxa"/>
+            <w:tcW w:w="2042" w:type="dxa"/>
           </w:tcPr>
           <w:p>
             <w:r>
@@ -2450,7 +2399,7 @@
         </w:tc>
         <w:tc>
           <w:tcPr>
-            <w:tcW w:w="4261" w:type="dxa"/>
+            <w:tcW w:w="1650" w:type="dxa"/>
           </w:tcPr>
           <w:p>
             <w:r>
@@ -2482,7 +2431,7 @@
         </w:tblPrEx>
         <w:tc>
           <w:tcPr>
-            <w:tcW w:w="4261" w:type="dxa"/>
+            <w:tcW w:w="2042" w:type="dxa"/>
           </w:tcPr>
           <w:p>
             <w:pPr>
@@ -2502,7 +2451,7 @@
         </w:tc>
         <w:tc>
           <w:tcPr>
-            <w:tcW w:w="4261" w:type="dxa"/>
+            <w:tcW w:w="1650" w:type="dxa"/>
           </w:tcPr>
           <w:p>
             <w:pPr>
@@ -2540,21 +2489,21 @@
         </w:tblPrEx>
         <w:tc>
           <w:tcPr>
-            <w:tcW w:w="4261" w:type="dxa"/>
-          </w:tcPr>
-          <w:p>
-            <w:r>
-              <w:rPr>
-                <w:rFonts w:hint="eastAsia"/>
-                <w:lang w:val="en-US" w:eastAsia="zh-CN"/>
-              </w:rPr>
-              <w:t>有出处率</w:t>
-            </w:r>
-          </w:p>
-        </w:tc>
-        <w:tc>
-          <w:tcPr>
-            <w:tcW w:w="4261" w:type="dxa"/>
+            <w:tcW w:w="2042" w:type="dxa"/>
+          </w:tcPr>
+          <w:p>
+            <w:r>
+              <w:rPr>
+                <w:rFonts w:hint="eastAsia"/>
+                <w:lang w:val="en-US" w:eastAsia="zh-CN"/>
+              </w:rPr>
+              <w:t>法律法规引用率</w:t>
+            </w:r>
+          </w:p>
+        </w:tc>
+        <w:tc>
+          <w:tcPr>
+            <w:tcW w:w="1650" w:type="dxa"/>
           </w:tcPr>
           <w:p>
             <w:pPr>
@@ -2670,6 +2619,12 @@
             <w:insideH w:val="single" w:color="auto" w:sz="4" w:space="0"/>
             <w:insideV w:val="single" w:color="auto" w:sz="4" w:space="0"/>
           </w:tblBorders>
+          <w:tblCellMar>
+            <w:top w:w="0" w:type="dxa"/>
+            <w:left w:w="108" w:type="dxa"/>
+            <w:bottom w:w="0" w:type="dxa"/>
+            <w:right w:w="108" w:type="dxa"/>
+          </w:tblCellMar>
         </w:tblPrEx>
         <w:tc>
           <w:tcPr>
@@ -2786,6 +2741,7 @@
         <w:tc>
           <w:tcPr>
             <w:tcW w:w="2130" w:type="dxa"/>
+            <w:vAlign w:val="top"/>
           </w:tcPr>
           <w:p>
             <w:pPr>
@@ -2799,7 +2755,7 @@
                 <w:rFonts w:hint="eastAsia"/>
                 <w:lang w:val="en-US" w:eastAsia="zh-CN"/>
               </w:rPr>
-              <w:t>29/30=96.7%</w:t>
+              <w:t>30/30=100%</w:t>
             </w:r>
           </w:p>
         </w:tc>
@@ -2821,7 +2777,7 @@
                 <w:vertAlign w:val="baseline"/>
                 <w:lang w:val="en-US" w:eastAsia="zh-CN"/>
               </w:rPr>
-              <w:t>29/30=96.7%</w:t>
+              <w:t>30/30=100%</w:t>
             </w:r>
           </w:p>
         </w:tc>
@@ -2844,90 +2800,6 @@
                 <w:lang w:val="en-US" w:eastAsia="zh-CN"/>
               </w:rPr>
               <w:t>10/10=100%</w:t>
-            </w:r>
-          </w:p>
-        </w:tc>
-      </w:tr>
-      <w:tr>
-        <w:tblPrEx>
-          <w:tblBorders>
-            <w:top w:val="single" w:color="auto" w:sz="4" w:space="0"/>
-            <w:left w:val="single" w:color="auto" w:sz="4" w:space="0"/>
-            <w:bottom w:val="single" w:color="auto" w:sz="4" w:space="0"/>
-            <w:right w:val="single" w:color="auto" w:sz="4" w:space="0"/>
-            <w:insideH w:val="single" w:color="auto" w:sz="4" w:space="0"/>
-            <w:insideV w:val="single" w:color="auto" w:sz="4" w:space="0"/>
-          </w:tblBorders>
-        </w:tblPrEx>
-        <w:tc>
-          <w:tcPr>
-            <w:tcW w:w="2130" w:type="dxa"/>
-          </w:tcPr>
-          <w:p>
-            <w:r>
-              <w:rPr>
-                <w:rFonts w:hint="eastAsia"/>
-                <w:lang w:val="en-US" w:eastAsia="zh-CN"/>
-              </w:rPr>
-              <w:t>违规召回率</w:t>
-            </w:r>
-          </w:p>
-        </w:tc>
-        <w:tc>
-          <w:tcPr>
-            <w:tcW w:w="2130" w:type="dxa"/>
-          </w:tcPr>
-          <w:p>
-            <w:r>
-              <w:rPr>
-                <w:rFonts w:hint="eastAsia"/>
-                <w:lang w:val="en-US" w:eastAsia="zh-CN"/>
-              </w:rPr>
-              <w:t>15/15=100%</w:t>
-            </w:r>
-          </w:p>
-        </w:tc>
-        <w:tc>
-          <w:tcPr>
-            <w:tcW w:w="2130" w:type="dxa"/>
-            <w:vAlign w:val="top"/>
-          </w:tcPr>
-          <w:p>
-            <w:pPr>
-              <w:rPr>
-                <w:rFonts w:hint="eastAsia"/>
-                <w:lang w:val="en-US" w:eastAsia="zh-CN"/>
-              </w:rPr>
-            </w:pPr>
-            <w:r>
-              <w:rPr>
-                <w:rFonts w:hint="eastAsia"/>
-                <w:vertAlign w:val="baseline"/>
-                <w:lang w:val="en-US" w:eastAsia="zh-CN"/>
-              </w:rPr>
-              <w:t>15/15=100%</w:t>
-            </w:r>
-          </w:p>
-        </w:tc>
-        <w:tc>
-          <w:tcPr>
-            <w:tcW w:w="2130" w:type="dxa"/>
-            <w:vAlign w:val="top"/>
-          </w:tcPr>
-          <w:p>
-            <w:pPr>
-              <w:rPr>
-                <w:rFonts w:hint="eastAsia"/>
-                <w:vertAlign w:val="baseline"/>
-                <w:lang w:val="en-US" w:eastAsia="zh-CN"/>
-              </w:rPr>
-            </w:pPr>
-            <w:r>
-              <w:rPr>
-                <w:rFonts w:hint="eastAsia"/>
-                <w:lang w:val="en-US" w:eastAsia="zh-CN"/>
-              </w:rPr>
-              <w:t>5/5=100%</w:t>
             </w:r>
           </w:p>
         </w:tc>
@@ -2959,21 +2831,7 @@
                 <w:rFonts w:hint="eastAsia"/>
                 <w:lang w:val="en-US" w:eastAsia="zh-CN"/>
               </w:rPr>
-              <w:t>误判率</w:t>
-            </w:r>
-          </w:p>
-        </w:tc>
-        <w:tc>
-          <w:tcPr>
-            <w:tcW w:w="2130" w:type="dxa"/>
-          </w:tcPr>
-          <w:p>
-            <w:r>
-              <w:rPr>
-                <w:rFonts w:hint="eastAsia"/>
-                <w:lang w:val="en-US" w:eastAsia="zh-CN"/>
-              </w:rPr>
-              <w:t>0/9=0%</w:t>
+              <w:t>违规召回率</w:t>
             </w:r>
           </w:p>
         </w:tc>
@@ -2983,19 +2841,12 @@
             <w:vAlign w:val="top"/>
           </w:tcPr>
           <w:p>
-            <w:pPr>
-              <w:rPr>
-                <w:rFonts w:hint="eastAsia"/>
-                <w:lang w:val="en-US" w:eastAsia="zh-CN"/>
-              </w:rPr>
-            </w:pPr>
-            <w:r>
-              <w:rPr>
-                <w:rFonts w:hint="eastAsia"/>
-                <w:vertAlign w:val="baseline"/>
-                <w:lang w:val="en-US" w:eastAsia="zh-CN"/>
-              </w:rPr>
-              <w:t>0/9=0%</w:t>
+            <w:r>
+              <w:rPr>
+                <w:rFonts w:hint="eastAsia"/>
+                <w:lang w:val="en-US" w:eastAsia="zh-CN"/>
+              </w:rPr>
+              <w:t>15/15=100%</w:t>
             </w:r>
           </w:p>
         </w:tc>
@@ -3008,54 +2859,16 @@
             <w:pPr>
               <w:rPr>
                 <w:rFonts w:hint="eastAsia"/>
+                <w:lang w:val="en-US" w:eastAsia="zh-CN"/>
+              </w:rPr>
+            </w:pPr>
+            <w:r>
+              <w:rPr>
+                <w:rFonts w:hint="eastAsia"/>
                 <w:vertAlign w:val="baseline"/>
                 <w:lang w:val="en-US" w:eastAsia="zh-CN"/>
               </w:rPr>
-            </w:pPr>
-            <w:r>
-              <w:rPr>
-                <w:rFonts w:hint="eastAsia"/>
-                <w:lang w:val="en-US" w:eastAsia="zh-CN"/>
-              </w:rPr>
-              <w:t>0/4=0%</w:t>
-            </w:r>
-          </w:p>
-        </w:tc>
-      </w:tr>
-      <w:tr>
-        <w:tblPrEx>
-          <w:tblCellMar>
-            <w:top w:w="0" w:type="dxa"/>
-            <w:left w:w="108" w:type="dxa"/>
-            <w:bottom w:w="0" w:type="dxa"/>
-            <w:right w:w="108" w:type="dxa"/>
-          </w:tblCellMar>
-        </w:tblPrEx>
-        <w:tc>
-          <w:tcPr>
-            <w:tcW w:w="2130" w:type="dxa"/>
-          </w:tcPr>
-          <w:p>
-            <w:r>
-              <w:rPr>
-                <w:rFonts w:hint="eastAsia"/>
-                <w:lang w:val="en-US" w:eastAsia="zh-CN"/>
-              </w:rPr>
-              <w:t>人工复核占比</w:t>
-            </w:r>
-          </w:p>
-        </w:tc>
-        <w:tc>
-          <w:tcPr>
-            <w:tcW w:w="2130" w:type="dxa"/>
-          </w:tcPr>
-          <w:p>
-            <w:r>
-              <w:rPr>
-                <w:rFonts w:hint="eastAsia"/>
-                <w:lang w:val="en-US" w:eastAsia="zh-CN"/>
-              </w:rPr>
-              <w:t>7/30=23.3%</w:t>
+              <w:t>15/15=100%</w:t>
             </w:r>
           </w:p>
         </w:tc>
@@ -3068,38 +2881,16 @@
             <w:pPr>
               <w:rPr>
                 <w:rFonts w:hint="eastAsia"/>
+                <w:vertAlign w:val="baseline"/>
                 <w:lang w:val="en-US" w:eastAsia="zh-CN"/>
               </w:rPr>
             </w:pPr>
             <w:r>
               <w:rPr>
                 <w:rFonts w:hint="eastAsia"/>
-                <w:vertAlign w:val="baseline"/>
-                <w:lang w:val="en-US" w:eastAsia="zh-CN"/>
-              </w:rPr>
-              <w:t>7/30=23.3%</w:t>
-            </w:r>
-          </w:p>
-        </w:tc>
-        <w:tc>
-          <w:tcPr>
-            <w:tcW w:w="2130" w:type="dxa"/>
-            <w:vAlign w:val="top"/>
-          </w:tcPr>
-          <w:p>
-            <w:pPr>
-              <w:rPr>
-                <w:rFonts w:hint="eastAsia"/>
-                <w:vertAlign w:val="baseline"/>
-                <w:lang w:val="en-US" w:eastAsia="zh-CN"/>
-              </w:rPr>
-            </w:pPr>
-            <w:r>
-              <w:rPr>
-                <w:rFonts w:hint="eastAsia"/>
-                <w:lang w:val="en-US" w:eastAsia="zh-CN"/>
-              </w:rPr>
-              <w:t>1/10=10%</w:t>
+                <w:lang w:val="en-US" w:eastAsia="zh-CN"/>
+              </w:rPr>
+              <w:t>5/5=100%</w:t>
             </w:r>
           </w:p>
         </w:tc>
@@ -3131,21 +2922,7 @@
                 <w:rFonts w:hint="eastAsia"/>
                 <w:lang w:val="en-US" w:eastAsia="zh-CN"/>
               </w:rPr>
-              <w:t>违规被判待复核</w:t>
-            </w:r>
-          </w:p>
-        </w:tc>
-        <w:tc>
-          <w:tcPr>
-            <w:tcW w:w="2130" w:type="dxa"/>
-          </w:tcPr>
-          <w:p>
-            <w:r>
-              <w:rPr>
-                <w:rFonts w:hint="eastAsia"/>
-                <w:lang w:val="en-US" w:eastAsia="zh-CN"/>
-              </w:rPr>
-              <w:t>0题</w:t>
+              <w:t>误判率</w:t>
             </w:r>
           </w:p>
         </w:tc>
@@ -3155,19 +2932,12 @@
             <w:vAlign w:val="top"/>
           </w:tcPr>
           <w:p>
-            <w:pPr>
-              <w:rPr>
-                <w:rFonts w:hint="eastAsia"/>
-                <w:lang w:val="en-US" w:eastAsia="zh-CN"/>
-              </w:rPr>
-            </w:pPr>
-            <w:r>
-              <w:rPr>
-                <w:rFonts w:hint="eastAsia"/>
-                <w:vertAlign w:val="baseline"/>
-                <w:lang w:val="en-US" w:eastAsia="zh-CN"/>
-              </w:rPr>
-              <w:t>0题</w:t>
+            <w:r>
+              <w:rPr>
+                <w:rFonts w:hint="eastAsia"/>
+                <w:lang w:val="en-US" w:eastAsia="zh-CN"/>
+              </w:rPr>
+              <w:t>0/10=0%</w:t>
             </w:r>
           </w:p>
         </w:tc>
@@ -3180,16 +2950,38 @@
             <w:pPr>
               <w:rPr>
                 <w:rFonts w:hint="eastAsia"/>
+                <w:lang w:val="en-US" w:eastAsia="zh-CN"/>
+              </w:rPr>
+            </w:pPr>
+            <w:r>
+              <w:rPr>
+                <w:rFonts w:hint="eastAsia"/>
                 <w:vertAlign w:val="baseline"/>
                 <w:lang w:val="en-US" w:eastAsia="zh-CN"/>
               </w:rPr>
+              <w:t>0/10=0%</w:t>
+            </w:r>
+          </w:p>
+        </w:tc>
+        <w:tc>
+          <w:tcPr>
+            <w:tcW w:w="2130" w:type="dxa"/>
+            <w:vAlign w:val="top"/>
+          </w:tcPr>
+          <w:p>
+            <w:pPr>
+              <w:rPr>
+                <w:rFonts w:hint="eastAsia"/>
+                <w:vertAlign w:val="baseline"/>
+                <w:lang w:val="en-US" w:eastAsia="zh-CN"/>
+              </w:rPr>
             </w:pPr>
             <w:r>
               <w:rPr>
                 <w:rFonts w:hint="eastAsia"/>
                 <w:lang w:val="en-US" w:eastAsia="zh-CN"/>
               </w:rPr>
-              <w:t>0题</w:t>
+              <w:t>0/4=0%</w:t>
             </w:r>
           </w:p>
         </w:tc>
@@ -3221,42 +3013,7 @@
                 <w:rFonts w:hint="eastAsia"/>
                 <w:lang w:val="en-US" w:eastAsia="zh-CN"/>
               </w:rPr>
-              <w:t>有出处率</w:t>
-            </w:r>
-          </w:p>
-        </w:tc>
-        <w:tc>
-          <w:tcPr>
-            <w:tcW w:w="2130" w:type="dxa"/>
-          </w:tcPr>
-          <w:p>
-            <w:r>
-              <w:rPr>
-                <w:rFonts w:hint="eastAsia"/>
-                <w:lang w:val="en-US" w:eastAsia="zh-CN"/>
-              </w:rPr>
-              <w:t>7/30=23%</w:t>
-            </w:r>
-          </w:p>
-        </w:tc>
-        <w:tc>
-          <w:tcPr>
-            <w:tcW w:w="2130" w:type="dxa"/>
-          </w:tcPr>
-          <w:p>
-            <w:pPr>
-              <w:rPr>
-                <w:rFonts w:hint="eastAsia"/>
-                <w:lang w:val="en-US" w:eastAsia="zh-CN"/>
-              </w:rPr>
-            </w:pPr>
-            <w:r>
-              <w:rPr>
-                <w:rFonts w:hint="eastAsia"/>
-                <w:vertAlign w:val="baseline"/>
-                <w:lang w:val="en-US" w:eastAsia="zh-CN"/>
-              </w:rPr>
-              <w:t>25/30=83%</w:t>
+              <w:t>人工复核占比</w:t>
             </w:r>
           </w:p>
         </w:tc>
@@ -3266,6 +3023,225 @@
             <w:vAlign w:val="top"/>
           </w:tcPr>
           <w:p>
+            <w:r>
+              <w:rPr>
+                <w:rFonts w:hint="eastAsia"/>
+                <w:lang w:val="en-US" w:eastAsia="zh-CN"/>
+              </w:rPr>
+              <w:t>5/30=17%</w:t>
+            </w:r>
+          </w:p>
+        </w:tc>
+        <w:tc>
+          <w:tcPr>
+            <w:tcW w:w="2130" w:type="dxa"/>
+            <w:vAlign w:val="top"/>
+          </w:tcPr>
+          <w:p>
+            <w:pPr>
+              <w:rPr>
+                <w:rFonts w:hint="eastAsia"/>
+                <w:lang w:val="en-US" w:eastAsia="zh-CN"/>
+              </w:rPr>
+            </w:pPr>
+            <w:r>
+              <w:rPr>
+                <w:rFonts w:hint="eastAsia"/>
+                <w:vertAlign w:val="baseline"/>
+                <w:lang w:val="en-US" w:eastAsia="zh-CN"/>
+              </w:rPr>
+              <w:t>5/30=17%</w:t>
+            </w:r>
+          </w:p>
+        </w:tc>
+        <w:tc>
+          <w:tcPr>
+            <w:tcW w:w="2130" w:type="dxa"/>
+            <w:vAlign w:val="top"/>
+          </w:tcPr>
+          <w:p>
+            <w:pPr>
+              <w:rPr>
+                <w:rFonts w:hint="eastAsia"/>
+                <w:vertAlign w:val="baseline"/>
+                <w:lang w:val="en-US" w:eastAsia="zh-CN"/>
+              </w:rPr>
+            </w:pPr>
+            <w:r>
+              <w:rPr>
+                <w:rFonts w:hint="eastAsia"/>
+                <w:lang w:val="en-US" w:eastAsia="zh-CN"/>
+              </w:rPr>
+              <w:t>1/10=10%</w:t>
+            </w:r>
+          </w:p>
+        </w:tc>
+      </w:tr>
+      <w:tr>
+        <w:tblPrEx>
+          <w:tblBorders>
+            <w:top w:val="single" w:color="auto" w:sz="4" w:space="0"/>
+            <w:left w:val="single" w:color="auto" w:sz="4" w:space="0"/>
+            <w:bottom w:val="single" w:color="auto" w:sz="4" w:space="0"/>
+            <w:right w:val="single" w:color="auto" w:sz="4" w:space="0"/>
+            <w:insideH w:val="single" w:color="auto" w:sz="4" w:space="0"/>
+            <w:insideV w:val="single" w:color="auto" w:sz="4" w:space="0"/>
+          </w:tblBorders>
+          <w:tblCellMar>
+            <w:top w:w="0" w:type="dxa"/>
+            <w:left w:w="108" w:type="dxa"/>
+            <w:bottom w:w="0" w:type="dxa"/>
+            <w:right w:w="108" w:type="dxa"/>
+          </w:tblCellMar>
+        </w:tblPrEx>
+        <w:tc>
+          <w:tcPr>
+            <w:tcW w:w="2130" w:type="dxa"/>
+          </w:tcPr>
+          <w:p>
+            <w:r>
+              <w:rPr>
+                <w:rFonts w:hint="eastAsia"/>
+                <w:lang w:val="en-US" w:eastAsia="zh-CN"/>
+              </w:rPr>
+              <w:t>违规被判待复核</w:t>
+            </w:r>
+          </w:p>
+        </w:tc>
+        <w:tc>
+          <w:tcPr>
+            <w:tcW w:w="2130" w:type="dxa"/>
+            <w:vAlign w:val="top"/>
+          </w:tcPr>
+          <w:p>
+            <w:r>
+              <w:rPr>
+                <w:rFonts w:hint="eastAsia"/>
+                <w:lang w:val="en-US" w:eastAsia="zh-CN"/>
+              </w:rPr>
+              <w:t>0题</w:t>
+            </w:r>
+          </w:p>
+        </w:tc>
+        <w:tc>
+          <w:tcPr>
+            <w:tcW w:w="2130" w:type="dxa"/>
+            <w:vAlign w:val="top"/>
+          </w:tcPr>
+          <w:p>
+            <w:pPr>
+              <w:rPr>
+                <w:rFonts w:hint="eastAsia"/>
+                <w:lang w:val="en-US" w:eastAsia="zh-CN"/>
+              </w:rPr>
+            </w:pPr>
+            <w:r>
+              <w:rPr>
+                <w:rFonts w:hint="eastAsia"/>
+                <w:vertAlign w:val="baseline"/>
+                <w:lang w:val="en-US" w:eastAsia="zh-CN"/>
+              </w:rPr>
+              <w:t>0题</w:t>
+            </w:r>
+          </w:p>
+        </w:tc>
+        <w:tc>
+          <w:tcPr>
+            <w:tcW w:w="2130" w:type="dxa"/>
+            <w:vAlign w:val="top"/>
+          </w:tcPr>
+          <w:p>
+            <w:pPr>
+              <w:rPr>
+                <w:rFonts w:hint="eastAsia"/>
+                <w:vertAlign w:val="baseline"/>
+                <w:lang w:val="en-US" w:eastAsia="zh-CN"/>
+              </w:rPr>
+            </w:pPr>
+            <w:r>
+              <w:rPr>
+                <w:rFonts w:hint="eastAsia"/>
+                <w:lang w:val="en-US" w:eastAsia="zh-CN"/>
+              </w:rPr>
+              <w:t>0题</w:t>
+            </w:r>
+          </w:p>
+        </w:tc>
+      </w:tr>
+      <w:tr>
+        <w:tblPrEx>
+          <w:tblBorders>
+            <w:top w:val="single" w:color="auto" w:sz="4" w:space="0"/>
+            <w:left w:val="single" w:color="auto" w:sz="4" w:space="0"/>
+            <w:bottom w:val="single" w:color="auto" w:sz="4" w:space="0"/>
+            <w:right w:val="single" w:color="auto" w:sz="4" w:space="0"/>
+            <w:insideH w:val="single" w:color="auto" w:sz="4" w:space="0"/>
+            <w:insideV w:val="single" w:color="auto" w:sz="4" w:space="0"/>
+          </w:tblBorders>
+          <w:tblCellMar>
+            <w:top w:w="0" w:type="dxa"/>
+            <w:left w:w="108" w:type="dxa"/>
+            <w:bottom w:w="0" w:type="dxa"/>
+            <w:right w:w="108" w:type="dxa"/>
+          </w:tblCellMar>
+        </w:tblPrEx>
+        <w:tc>
+          <w:tcPr>
+            <w:tcW w:w="2130" w:type="dxa"/>
+          </w:tcPr>
+          <w:p>
+            <w:r>
+              <w:rPr>
+                <w:rFonts w:hint="eastAsia"/>
+                <w:lang w:val="en-US" w:eastAsia="zh-CN"/>
+              </w:rPr>
+              <w:t>法律法规与引用率率</w:t>
+            </w:r>
+          </w:p>
+        </w:tc>
+        <w:tc>
+          <w:tcPr>
+            <w:tcW w:w="2130" w:type="dxa"/>
+            <w:vAlign w:val="top"/>
+          </w:tcPr>
+          <w:p>
+            <w:r>
+              <w:rPr>
+                <w:rFonts w:hint="eastAsia"/>
+                <w:lang w:val="en-US" w:eastAsia="zh-CN"/>
+              </w:rPr>
+              <w:t>6/20=30%</w:t>
+            </w:r>
+          </w:p>
+        </w:tc>
+        <w:tc>
+          <w:tcPr>
+            <w:tcW w:w="2130" w:type="dxa"/>
+            <w:vAlign w:val="top"/>
+          </w:tcPr>
+          <w:p>
+            <w:pPr>
+              <w:rPr>
+                <w:rFonts w:hint="eastAsia"/>
+                <w:lang w:val="en-US" w:eastAsia="zh-CN"/>
+              </w:rPr>
+            </w:pPr>
+            <w:r>
+              <w:rPr>
+                <w:rFonts w:hint="eastAsia"/>
+                <w:vertAlign w:val="baseline"/>
+                <w:lang w:val="en-US" w:eastAsia="zh-CN"/>
+              </w:rPr>
+              <w:t>20/20=100%</w:t>
+            </w:r>
+          </w:p>
+        </w:tc>
+        <w:tc>
+          <w:tcPr>
+            <w:tcW w:w="2130" w:type="dxa"/>
+            <w:vAlign w:val="top"/>
+          </w:tcPr>
+          <w:p>
             <w:pPr>
               <w:rPr>
                 <w:rFonts w:hint="eastAsia"/>
@@ -3311,7 +3287,63 @@
           <w:rFonts w:hint="default"/>
           <w:lang w:val="en-US" w:eastAsia="zh-CN"/>
         </w:rPr>
-        <w:t>提示词改进（加入条文检索指引）使有出处率从23%提升至83%（前30题），后10题进一步达到100%，同时结论和类型准确率保持稳定，误判率保持0%。</w:t>
+        <w:t>提示词改进（加入条文检索指引）使</w:t>
+      </w:r>
+      <w:r>
+        <w:rPr>
+          <w:rFonts w:hint="eastAsia"/>
+          <w:lang w:val="en-US" w:eastAsia="zh-CN"/>
+        </w:rPr>
+        <w:t>法律法规引用</w:t>
+      </w:r>
+      <w:r>
+        <w:rPr>
+          <w:rFonts w:hint="default"/>
+          <w:lang w:val="en-US" w:eastAsia="zh-CN"/>
+        </w:rPr>
+        <w:t>率从</w:t>
+      </w:r>
+      <w:r>
+        <w:rPr>
+          <w:rFonts w:hint="eastAsia"/>
+          <w:lang w:val="en-US" w:eastAsia="zh-CN"/>
+        </w:rPr>
+        <w:t>30</w:t>
+      </w:r>
+      <w:r>
+        <w:rPr>
+          <w:rFonts w:hint="default"/>
+          <w:lang w:val="en-US" w:eastAsia="zh-CN"/>
+        </w:rPr>
+        <w:t>%提升至</w:t>
+      </w:r>
+      <w:r>
+        <w:rPr>
+          <w:rFonts w:hint="eastAsia"/>
+          <w:lang w:val="en-US" w:eastAsia="zh-CN"/>
+        </w:rPr>
+        <w:t>100</w:t>
+      </w:r>
+      <w:r>
+        <w:rPr>
+          <w:rFonts w:hint="default"/>
+          <w:lang w:val="en-US" w:eastAsia="zh-CN"/>
+        </w:rPr>
+        <w:t>%（前30题），后10题</w:t>
+      </w:r>
+      <w:r>
+        <w:rPr>
+          <w:rFonts w:hint="eastAsia"/>
+          <w:lang w:val="en-US" w:eastAsia="zh-CN"/>
+        </w:rPr>
+        <w:t>亦</w:t>
+      </w:r>
+      <w:r>
+        <w:rPr>
+          <w:rFonts w:hint="default"/>
+          <w:lang w:val="en-US" w:eastAsia="zh-CN"/>
+        </w:rPr>
+        <w:t>达到100%，同时结论和类型准确率保持稳定，误判率保持0%。</w:t>
       </w:r>
     </w:p>
     <w:p>
@@ -3333,15 +3365,15 @@
     <w:p>
       <w:pPr>
         <w:rPr>
-          <w:rFonts w:hint="eastAsia"/>
-          <w:lang w:val="en-US" w:eastAsia="zh-CN"/>
-        </w:rPr>
-      </w:pPr>
-      <w:r>
-        <w:rPr>
           <w:rFonts w:hint="default"/>
           <w:lang w:val="en-US" w:eastAsia="zh-CN"/>
         </w:rPr>
+      </w:pPr>
+      <w:r>
+        <w:rPr>
+          <w:rFonts w:hint="default"/>
+          <w:lang w:val="en-US" w:eastAsia="zh-CN"/>
+        </w:rPr>
         <w:t>标准答案由非法律专业人员依据法规文本和规则表确定，可能与专业判断存在出入</w:t>
       </w:r>
       <w:r>
@@ -3364,21 +3396,6 @@
           <w:lang w:val="en-US" w:eastAsia="zh-CN"/>
         </w:rPr>
         <w:t>个人信息类对话缺少真实案例参照，待复核样本较少。</w:t>
-      </w:r>
-    </w:p>
-    <w:p>
-      <w:pPr>
-        <w:rPr>
-          <w:rFonts w:hint="default"/>
-          <w:lang w:val="en-US" w:eastAsia="zh-CN"/>
-        </w:rPr>
-      </w:pPr>
-      <w:r>
-        <w:rPr>
-          <w:rFonts w:hint="eastAsia"/>
-          <w:lang w:val="en-US" w:eastAsia="zh-CN"/>
-        </w:rPr>
-        <w:t>部分待复核的判定标准存在歧义，与专业判断可能有出入。</w:t>
       </w:r>
     </w:p>
     <w:sectPr>
